--- a/ckzd-triad-20260902/01-telecom-lishui-lianggao-opinion.docx
+++ b/ckzd-triad-20260902/01-telecom-lishui-lianggao-opinion.docx
@@ -307,7 +307,7 @@
           <w:b w:val="0"/>
           <w:sz w:val="24"/>
         </w:rPr>
-        <w:t>服务器：计算、存储设备仍由他方采购部署，不属本期资产；36MW IT 负荷已全额计入能耗测算。</w:t>
+        <w:t>服务器：计算、存储设备仍由他方采购部署，不属本期资产（昨日申请书索引表表述为“土建及配套、不进行服务器建设与投资”）；36MW IT 负荷已全额计入能耗测算。</w:t>
       </w:r>
     </w:p>
     <w:p>
@@ -349,7 +349,7 @@
           <w:b w:val="0"/>
           <w:sz w:val="24"/>
         </w:rPr>
-        <w:t>依 320 号附件 1（原件第 8 页），大型及以上的判定条件为“设计规模达 3000 标准机架及以上（即设计功率 7500KW 以上，或综合能耗达到 1 万吨标准煤【当量值】或 2.4 万吨标准煤【等价值】），或服务器采购金额 10 亿元以上”，各条件之间为“或”的关系。经复核，本项目同时触及三项：折合 2.5kW 标准机架 14400 架，为 3000 架阈值的 4.8 倍；设计功率按申报值 36000kW 计为 7500kW 阈值的 4.8 倍，按实物机柜合计 35998kW 计为 4.7997 倍；年综合能耗当量值 46578.77 tce，为 1 万 tce 阈值的 4.6579 倍，等价值 108010.90 tce，为 2.4 万 tce 阈值的 4.5005 倍。本项目属大型及以上，判定不依赖服务器采购金额一项，“不投服务器”不改变该分档结论。</w:t>
+        <w:t>依 320 号附件 1（原件第 8 页），大型及以上的判定条件为“设计规模达 3000 标准机架及以上（即设计功率 7500KW 以上，或综合能耗达到 1 万吨标准煤【当量值】或 2.4 万吨标准煤【等价值】），或服务器采购金额 10 亿元以上”，各条件之间为“或”的关系。经复核，本项目同时触及三项：折合 2.5kW 标准机架 14400 架，为 3000 架阈值的 4.8 倍；设计功率按申报值 36000kW 计为 7500kW 阈值的 4.8 倍，按实物机柜合计 35998kW 计为 4.7997 倍；年综合能耗当量值 46578.77 tce，为 1 万 tce 阈值的 4.6579 倍，等价值 108010.90 tce，为 2.4 万 tce 阈值的 4.5005 倍。本项目属大型及以上，判定不依赖服务器采购金额一项；昨日申请书索引表所载“土建及配套、不进行服务器建设与投资”不改变该分档结论。</w:t>
       </w:r>
     </w:p>
     <w:p>
@@ -2163,7 +2163,7 @@
           <w:b w:val="0"/>
           <w:sz w:val="24"/>
         </w:rPr>
-        <w:t>本专册已把 IT 负荷全额计入能耗边界，该处理正确，是相对昨日申请书的实质进展。风险在于后续补正、答复或口头说明再次把客户侧电费从项目能耗中划出；同时须防止反向推导，即以 IT 电量已计入为由，把 36MW 写成申请人已落实的服务器投资规模。按 320 号附件 1，本项目的大型分档由标准机架数、设计功率与综合能耗三项独立触及，不依赖服务器采购金额，“不投服务器”既不改变分档，也不改变能耗边界。</w:t>
+        <w:t>本专册已把 IT 负荷全额计入能耗边界，该处理正确，是相对昨日申请书的实质进展。风险在于后续补正、答复或口头说明再次把客户侧电费从项目能耗中划出；同时须防止反向推导，即以 IT 电量已计入为由，把 36MW 写成申请人已落实的服务器投资规模。该风险不是假设：经复核，昨日申请书财务章电费按“36000kW×85%×0.75 元”计约 20104 万元，以 20104.2÷0.75÷26805.6 反算，其隐含 PUE 恰为 1.0，即只按 IT 电量计费、辅助电量电费未计。可见申请人在同期另一份材料中确已使用过把辅助用电排除在外的电量口径。本专册按全口径年电量 37818.35 万 kWh 计能耗，方向正确，但须书面锁定该口径不得回退到 IT-only 计法。按 320 号附件 1，本项目的大型分档由标准机架数、设计功率与综合能耗三项独立触及，不依赖服务器采购金额，“土建及配套、不进行服务器建设与投资”既不改变分档，也不改变能耗边界。</w:t>
       </w:r>
     </w:p>
     <w:p>
@@ -2311,7 +2311,7 @@
           <w:b w:val="0"/>
           <w:sz w:val="24"/>
         </w:rPr>
-        <w:t>二、现场物理电量边界未闭合。年电量按 IT 满载加辅助系数拼出，未见与关口表、客户分表一致的计量边界图；绿电部分未落到里水本址计量点的物理结算电量。在边界图、分表方案与结算电量齐备前，不确认 37818.35 万 kWh 为可监管的现场电量。</w:t>
+        <w:t>二、现场物理电量边界未闭合。年电量按 IT 满载加辅助系数拼出，未见与关口表、客户分表一致的计量边界图；绿电部分未落到里水本址计量点的物理结算电量。另据昨日申请书，供电协议相关附件（附件 1.6、1.11）标注“项目未启动，暂无”，即本项目尚无供电协议；在无供电协议的情况下，关口计量点位置、装表容量与分表方案均无从核验，80% 绿电对应的 30254.68 万 kWh 也就没有可指认的落点。在边界图、供电协议、分表方案与结算电量齐备前，不确认 37818.35 万 kWh 为可监管的现场电量。</w:t>
       </w:r>
     </w:p>
     <w:p>
@@ -2605,7 +2605,7 @@
           <w:b w:val="0"/>
           <w:sz w:val="24"/>
         </w:rPr>
-        <w:t>四、落实本址物理电量。提交里水关口与分表计量边界图，列明 IT、制冷、其他辅助与柴油发电的计量点；按同一边界重列年电量并说明与 37818.35 万 kWh 的对应关系。IT 用电不论服务器由谁投资均须计入。</w:t>
+        <w:t>四、落实本址物理电量。提交里水关口与分表计量边界图，列明 IT、制冷、其他辅助与柴油发电的计量点；按同一边界重列年电量并说明与 37818.35 万 kWh 的对应关系。就供电一项，先行提交供电部门容量意见或用电报装受理材料，并说明昨日申请书中“项目未启动，暂无”的供电协议附件何时补齐。IT 用电不论服务器由谁投资均须计入。</w:t>
       </w:r>
     </w:p>
     <w:p>
@@ -2717,7 +2717,7 @@
           <w:b w:val="0"/>
           <w:sz w:val="24"/>
         </w:rPr>
-        <w:t>十二、书面锁定服务器边界。确认服务器、芯片由他方采购、不属本期资产，同时确认 36MW IT 用电不得从项目能耗中剔除；说明计量点、分表与电费结算主体。</w:t>
+        <w:t>十二、书面锁定服务器与电量口径。确认服务器、芯片由他方采购、不属本期资产，同时确认 36MW IT 用电不得从项目能耗中剔除；说明计量点、分表与电费结算主体；并书面确认后续测算不再使用昨日申请书财务章那种隐含 PUE＝1.0 的 IT-only 电量口径。</w:t>
       </w:r>
     </w:p>
     <w:p>
